--- a/templates/ขออนุมัติโครงการ/6. บันทึกแต่งตั้งคณะกรรมการกำหนดราคากลาง_template.docx
+++ b/templates/ขออนุมัติโครงการ/6. บันทึกแต่งตั้งคณะกรรมการกำหนดราคากลาง_template.docx
@@ -24,6 +24,7 @@
       <w:r>
         <w:rPr>
           <w:noProof/>
+          <w:color w:val="auto"/>
         </w:rPr>
         <w:drawing>
           <wp:anchor distT="0" distB="0" distL="114300" distR="114300" simplePos="0" relativeHeight="251659776" behindDoc="0" locked="0" layoutInCell="1" allowOverlap="1" wp14:anchorId="1D979F6D" wp14:editId="3BB00DB4">
@@ -749,7 +750,7 @@
       <w:r>
         <w:rPr>
           <w:rFonts w:ascii="TH SarabunIT๙" w:hAnsi="TH SarabunIT๙" w:cs="TH SarabunIT๙"/>
-          <w:color w:val="EE0000"/>
+          <w:color w:val="auto"/>
           <w:sz w:val="32"/>
           <w:szCs w:val="32"/>
           <w:u w:val="dotted"/>
@@ -760,7 +761,7 @@
       <w:r>
         <w:rPr>
           <w:rFonts w:ascii="TH SarabunIT๙" w:hAnsi="TH SarabunIT๙" w:cs="TH SarabunIT๙"/>
-          <w:color w:val="EE0000"/>
+          <w:color w:val="auto"/>
           <w:sz w:val="32"/>
           <w:szCs w:val="32"/>
           <w:u w:val="dotted"/>
@@ -923,22 +924,12 @@
           <w:szCs w:val="32"/>
           <w:cs/>
         </w:rPr>
-        <w:t>ตามที่นายกองค์การบริหารส่วนตำบลคลองด่าน อนุมัติให้กองช่าง ดำเนินการจัดทำ</w:t>
-      </w:r>
-      <w:r>
-        <w:rPr>
-          <w:rFonts w:ascii="TH SarabunIT๙" w:hAnsi="TH SarabunIT๙" w:cs="TH SarabunIT๙"/>
-          <w:color w:val="EE0000"/>
-          <w:sz w:val="32"/>
-          <w:szCs w:val="32"/>
-          <w:cs/>
-        </w:rPr>
-        <w:t>โครงการ</w:t>
-      </w:r>
-      <w:r>
-        <w:rPr>
-          <w:rFonts w:ascii="TH SarabunIT๙" w:hAnsi="TH SarabunIT๙" w:cs="TH SarabunIT๙"/>
-          <w:color w:val="EE0000"/>
+        <w:t>ตามที่นายกองค์การบริหารส่วนตำบลคลองด่าน อนุมัติให้กองช่าง ดำเนินการจัดทำโครงการ</w:t>
+      </w:r>
+      <w:r>
+        <w:rPr>
+          <w:rFonts w:ascii="TH SarabunIT๙" w:hAnsi="TH SarabunIT๙" w:cs="TH SarabunIT๙"/>
+          <w:color w:val="auto"/>
           <w:sz w:val="32"/>
           <w:szCs w:val="32"/>
           <w:cs/>
@@ -948,7 +939,7 @@
       <w:r>
         <w:rPr>
           <w:rFonts w:ascii="TH SarabunIT๙" w:hAnsi="TH SarabunIT๙" w:cs="TH SarabunIT๙" w:hint="cs"/>
-          <w:color w:val="EE0000"/>
+          <w:color w:val="auto"/>
           <w:sz w:val="32"/>
           <w:szCs w:val="32"/>
           <w:cs/>
@@ -968,7 +959,7 @@
       <w:r>
         <w:rPr>
           <w:rFonts w:ascii="TH SarabunIT๙" w:hAnsi="TH SarabunIT๙" w:cs="TH SarabunIT๙"/>
-          <w:color w:val="EE0000"/>
+          <w:color w:val="auto"/>
           <w:sz w:val="32"/>
           <w:szCs w:val="32"/>
           <w:cs/>
@@ -3608,29 +3599,7 @@
                 <w:cs/>
                 <w:lang w:eastAsia="th-TH"/>
               </w:rPr>
-              <w:t>(นาย</w:t>
-            </w:r>
-            <w:r>
-              <w:rPr>
-                <w:rFonts w:ascii="TH SarabunPSK" w:hAnsi="TH SarabunPSK" w:cs="TH SarabunPSK" w:hint="cs"/>
-                <w:snapToGrid w:val="0"/>
-                <w:sz w:val="32"/>
-                <w:szCs w:val="32"/>
-                <w:cs/>
-                <w:lang w:eastAsia="th-TH"/>
-              </w:rPr>
-              <w:t>ณัฐนันท์  จิรนนท์เสถียร</w:t>
-            </w:r>
-            <w:r>
-              <w:rPr>
-                <w:rFonts w:ascii="TH SarabunPSK" w:hAnsi="TH SarabunPSK" w:cs="TH SarabunPSK" w:hint="cs"/>
-                <w:snapToGrid w:val="0"/>
-                <w:sz w:val="32"/>
-                <w:szCs w:val="32"/>
-                <w:cs/>
-                <w:lang w:eastAsia="th-TH"/>
-              </w:rPr>
-              <w:t>)</w:t>
+              <w:t>(นายณัฐนันท์  จิรนนท์เสถียร)</w:t>
             </w:r>
           </w:p>
         </w:tc>
@@ -3677,29 +3646,7 @@
                 <w:cs/>
                 <w:lang w:eastAsia="th-TH"/>
               </w:rPr>
-              <w:t>นายกองค์การบริหารส</w:t>
-            </w:r>
-            <w:r>
-              <w:rPr>
-                <w:rFonts w:ascii="TH SarabunPSK" w:hAnsi="TH SarabunPSK" w:cs="TH SarabunPSK" w:hint="cs"/>
-                <w:snapToGrid w:val="0"/>
-                <w:sz w:val="32"/>
-                <w:szCs w:val="32"/>
-                <w:cs/>
-                <w:lang w:eastAsia="th-TH"/>
-              </w:rPr>
-              <w:t>่ว</w:t>
-            </w:r>
-            <w:r>
-              <w:rPr>
-                <w:rFonts w:ascii="TH SarabunPSK" w:hAnsi="TH SarabunPSK" w:cs="TH SarabunPSK" w:hint="cs"/>
-                <w:snapToGrid w:val="0"/>
-                <w:sz w:val="32"/>
-                <w:szCs w:val="32"/>
-                <w:cs/>
-                <w:lang w:eastAsia="th-TH"/>
-              </w:rPr>
-              <w:t>นตำบลคลองด่าน</w:t>
+              <w:t>นายกองค์การบริหารส่วนตำบลคลองด่าน</w:t>
             </w:r>
           </w:p>
         </w:tc>
@@ -3777,17 +3724,7 @@
           <w:szCs w:val="32"/>
           <w:cs/>
         </w:rPr>
-        <w:t xml:space="preserve">เรื่อง ขออนุมัติแต่งตั้งคณะกรรมการกำหนดราคากลาง </w:t>
-      </w:r>
-      <w:r>
-        <w:rPr>
-          <w:rFonts w:ascii="TH SarabunIT๙" w:hAnsi="TH SarabunIT๙" w:cs="TH SarabunIT๙"/>
-          <w:color w:val="EE0000"/>
-          <w:sz w:val="28"/>
-          <w:szCs w:val="32"/>
-          <w:cs/>
-        </w:rPr>
-        <w:t>โครงการก่อสร้างป้ายชื่อศูนย์พัฒนาเด็กเล็ก อบต. คลองด่าน</w:t>
+        <w:t>เรื่อง ขออนุมัติแต่งตั้งคณะกรรมการกำหนดราคากลาง โครงการ[ชื่อโครงการ]</w:t>
       </w:r>
     </w:p>
     <w:sectPr>

--- a/templates/ขออนุมัติโครงการ/6. บันทึกแต่งตั้งคณะกรรมการกำหนดราคากลาง_template.docx
+++ b/templates/ขออนุมัติโครงการ/6. บันทึกแต่งตั้งคณะกรรมการกำหนดราคากลาง_template.docx
@@ -1131,7 +1131,7 @@
           <w:szCs w:val="32"/>
           <w:cs/>
         </w:rPr>
-        <w:t>เพื่อให้ดำเนินการตามระเบียบกระทรวงการคลังว่าด้วยการจัดซื้อจัดจ้างและการบริหารพัสดุภาครัฐ พ.ศ. ๒๕๖๐</w:t>
+        <w:t>เพื่อให้ดำเนินการตามระเบียบกระทรวงการคลังว่าด้วยการจัดซื้อจัดจ้างและการบริหารพัสดุภาครัฐ พ.ศ. 2560</w:t>
       </w:r>
     </w:p>
     <w:p>
@@ -1222,7 +1222,7 @@
           <w:szCs w:val="32"/>
           <w:cs/>
         </w:rPr>
-        <w:t>๑</w:t>
+        <w:t>1</w:t>
       </w:r>
       <w:r>
         <w:rPr>
@@ -1302,7 +1302,7 @@
           <w:szCs w:val="32"/>
           <w:cs/>
         </w:rPr>
-        <w:t>๒๕๖๐</w:t>
+        <w:t>2560</w:t>
       </w:r>
       <w:r>
         <w:rPr>
@@ -1342,7 +1342,7 @@
           <w:szCs w:val="32"/>
           <w:cs/>
         </w:rPr>
-        <w:t>๖๓</w:t>
+        <w:t>63</w:t>
       </w:r>
       <w:r>
         <w:rPr>
@@ -1382,7 +1382,7 @@
           <w:szCs w:val="32"/>
           <w:cs/>
         </w:rPr>
-        <w:t>๖๒</w:t>
+        <w:t>62</w:t>
       </w:r>
       <w:r>
         <w:rPr>
@@ -1445,7 +1445,7 @@
           <w:szCs w:val="32"/>
           <w:cs/>
         </w:rPr>
-        <w:t>๒</w:t>
+        <w:t>2</w:t>
       </w:r>
       <w:r>
         <w:rPr>
@@ -1545,7 +1545,7 @@
           <w:szCs w:val="32"/>
           <w:cs/>
         </w:rPr>
-        <w:t>๒๕๖๐</w:t>
+        <w:t>2560</w:t>
       </w:r>
       <w:r>
         <w:rPr>
@@ -1585,7 +1585,7 @@
           <w:szCs w:val="32"/>
           <w:cs/>
         </w:rPr>
-        <w:t>๒</w:t>
+        <w:t>2</w:t>
       </w:r>
       <w:r>
         <w:rPr>
@@ -1645,7 +1645,7 @@
           <w:szCs w:val="32"/>
           <w:cs/>
         </w:rPr>
-        <w:t>๒</w:t>
+        <w:t>2</w:t>
       </w:r>
       <w:r>
         <w:rPr>
@@ -1705,7 +1705,7 @@
           <w:szCs w:val="32"/>
           <w:cs/>
         </w:rPr>
-        <w:t>๒๒</w:t>
+        <w:t>22</w:t>
       </w:r>
       <w:r>
         <w:rPr>
@@ -1825,7 +1825,7 @@
           <w:szCs w:val="32"/>
           <w:cs/>
         </w:rPr>
-        <w:t>๓</w:t>
+        <w:t>3</w:t>
       </w:r>
       <w:r>
         <w:rPr>
@@ -1885,7 +1885,7 @@
           <w:szCs w:val="32"/>
           <w:cs/>
         </w:rPr>
-        <w:t>๘</w:t>
+        <w:t>8</w:t>
       </w:r>
       <w:r>
         <w:rPr>
@@ -2088,7 +2088,7 @@
           <w:szCs w:val="32"/>
           <w:cs/>
         </w:rPr>
-        <w:t>๓</w:t>
+        <w:t>3</w:t>
       </w:r>
       <w:r>
         <w:rPr>
@@ -2168,7 +2168,7 @@
           <w:szCs w:val="32"/>
           <w:cs/>
         </w:rPr>
-        <w:t>๒</w:t>
+        <w:t>2</w:t>
       </w:r>
       <w:r>
         <w:rPr>
@@ -2188,7 +2188,7 @@
           <w:szCs w:val="32"/>
           <w:cs/>
         </w:rPr>
-        <w:t>๑</w:t>
+        <w:t>1</w:t>
       </w:r>
       <w:r>
         <w:rPr>
@@ -2208,7 +2208,7 @@
           <w:szCs w:val="32"/>
           <w:cs/>
         </w:rPr>
-        <w:t>๑๗</w:t>
+        <w:t>17</w:t>
       </w:r>
       <w:r>
         <w:rPr>
@@ -2411,7 +2411,7 @@
           <w:szCs w:val="32"/>
           <w:cs/>
         </w:rPr>
-        <w:t>๒</w:t>
+        <w:t>2</w:t>
       </w:r>
       <w:r>
         <w:rPr>
@@ -2431,7 +2431,7 @@
           <w:szCs w:val="32"/>
           <w:cs/>
         </w:rPr>
-        <w:t>๑</w:t>
+        <w:t>1</w:t>
       </w:r>
       <w:r>
         <w:rPr>
@@ -2451,7 +2451,7 @@
           <w:szCs w:val="32"/>
           <w:cs/>
         </w:rPr>
-        <w:t>๑๗</w:t>
+        <w:t>17</w:t>
       </w:r>
       <w:r>
         <w:rPr>
@@ -2471,7 +2471,7 @@
           <w:szCs w:val="32"/>
           <w:cs/>
         </w:rPr>
-        <w:t>๑</w:t>
+        <w:t>1</w:t>
       </w:r>
       <w:r>
         <w:rPr>
@@ -2511,7 +2511,7 @@
           <w:szCs w:val="32"/>
           <w:cs/>
         </w:rPr>
-        <w:t>๒</w:t>
+        <w:t>2</w:t>
       </w:r>
       <w:r>
         <w:rPr>
@@ -2613,7 +2613,7 @@
           <w:szCs w:val="32"/>
           <w:cs/>
         </w:rPr>
-        <w:t>เพื่อให้เป็นไปตามกฎหมายและข้อปฏิบัติ ในกระบวนการซื้อหรือจ้างขั้นตอนการจัดทำรายงาน  ขอซื้อหรือขอจ้างเสนอหัวหน้าหน่วยงานของรัฐเพื่อขอความเห็นชอบ โดยต้องมีรายการราคากลางที่จะขอจ้าง ดังนั้น กองคลังจึงจำเป็นต้องขออนุมัติแต่งตั้งคณะกรรมการกำหนดราคากลางโครงการดังกล่าว เพื่อใช้ประกอบการจัดทำรายงานขอซื้อหรือขอจ้างตามระเบียบกระทรวงการคลังว่าด้วยการจัดซื้อจัดจ้างและการบริหารพัสดุภาครัฐ พ.ศ. ๒๕๖๐</w:t>
+        <w:t>เพื่อให้เป็นไปตามกฎหมายและข้อปฏิบัติ ในกระบวนการซื้อหรือจ้างขั้นตอนการจัดทำรายงาน  ขอซื้อหรือขอจ้างเสนอหัวหน้าหน่วยงานของรัฐเพื่อขอความเห็นชอบ โดยต้องมีรายการราคากลางที่จะขอจ้าง ดังนั้น กองคลังจึงจำเป็นต้องขออนุมัติแต่งตั้งคณะกรรมการกำหนดราคากลางโครงการดังกล่าว เพื่อใช้ประกอบการจัดทำรายงานขอซื้อหรือขอจ้างตามระเบียบกระทรวงการคลังว่าด้วยการจัดซื้อจัดจ้างและการบริหารพัสดุภาครัฐ พ.ศ. 2560</w:t>
       </w:r>
     </w:p>
     <w:p>
